--- a/rental-cre/demo/RegShield_Demo_Script.docx
+++ b/rental-cre/demo/RegShield_Demo_Script.docx
@@ -44,7 +44,7 @@
           <w:color w:val="646464"/>
           <w:sz w:val="24"/>
         </w:rPr>
-        <w:t>Version 1.0 — March 03, 2026</w:t>
+        <w:t>Version 1.1 — March 07, 2026</w:t>
       </w:r>
     </w:p>
     <w:p/>
@@ -86,14 +86,6 @@
       </w:pPr>
       <w:r>
         <w:t>3 browser profiles ready: Investor wallet, Rentor wallet, Renter wallet</w:t>
-      </w:r>
-    </w:p>
-    <w:p>
-      <w:pPr>
-        <w:pStyle w:val="ListBullet"/>
-      </w:pPr>
-      <w:r>
-        <w:t>Terminal open in rental-cre/ directory for CRE demo scripts</w:t>
       </w:r>
     </w:p>
     <w:p>
@@ -349,7 +341,7 @@
           </w:tcPr>
           <w:p>
             <w:r>
-              <w:t>CRE Workflow Demo (Terminal)</w:t>
+              <w:t>CRE Workflow Demo (Live UI)</w:t>
             </w:r>
           </w:p>
         </w:tc>
@@ -1976,7 +1968,7 @@
           <w:color w:val="787878"/>
           <w:sz w:val="20"/>
         </w:rPr>
-        <w:t xml:space="preserve">  TIP: Emphasize: 'Each of these milestones maps to a CRE workflow that we'll demo next in the terminal.'</w:t>
+        <w:t xml:space="preserve">  TIP: Emphasize: 'Each of these milestones maps to a CRE workflow — we'll see those workflows in action next on the CRE Activity Feed.'</w:t>
       </w:r>
     </w:p>
     <w:p/>
@@ -2009,7 +2001,7 @@
         <w:rPr>
           <w:sz w:val="22"/>
         </w:rPr>
-        <w:t xml:space="preserve">  Navigate to /admin/cre-activity (or show CRE section on dashboard)</w:t>
+        <w:t xml:space="preserve">  Navigate to /admin/cre-activity</w:t>
       </w:r>
     </w:p>
     <w:p>
@@ -2026,7 +2018,7 @@
           <w:i/>
           <w:sz w:val="22"/>
         </w:rPr>
-        <w:t xml:space="preserve">  "The CRE activity feed shows real-time events from Chainlink's Compute Runtime Environment — every verification, every milestone check, every compliance action logged with timestamps."</w:t>
+        <w:t xml:space="preserve">  "The CRE activity feed shows real-time events from Chainlink's Compute Runtime Environment — every verification, every milestone check, every compliance action logged with timestamps. Let me show you what this looks like when the CRE workflows are actively running."</w:t>
       </w:r>
     </w:p>
     <w:p>
@@ -2042,7 +2034,7 @@
         <w:rPr>
           <w:sz w:val="22"/>
         </w:rPr>
-        <w:t xml:space="preserve">  Activity feed with event types, timestamps, and vehicle associations</w:t>
+        <w:t xml:space="preserve">  Activity feed page with workflow filter tabs and 'Simulate Events' button in header</w:t>
       </w:r>
     </w:p>
     <w:p/>
@@ -2069,7 +2061,7 @@
           <w:b/>
           <w:sz w:val="24"/>
         </w:rPr>
-        <w:t>STEP 22: Open Terminal — Show CRE Workflows</w:t>
+        <w:t>STEP 22: Activate CRE Simulation</w:t>
       </w:r>
       <w:r>
         <w:rPr>
@@ -2092,23 +2084,7 @@
         <w:rPr>
           <w:sz w:val="22"/>
         </w:rPr>
-        <w:t xml:space="preserve">  Switch to terminal (split screen or full screen)</w:t>
-      </w:r>
-    </w:p>
-    <w:p>
-      <w:r>
-        <w:rPr>
-          <w:b/>
-          <w:color w:val="FFFFFF"/>
-          <w:highlight w:val="green"/>
-        </w:rPr>
-        <w:t xml:space="preserve">  DO  </w:t>
-      </w:r>
-      <w:r>
-        <w:rPr>
-          <w:sz w:val="22"/>
-        </w:rPr>
-        <w:t xml:space="preserve">  cd rental-cre/demo/</w:t>
+        <w:t xml:space="preserve">  On the CRE Activity Feed page (/admin/cre-activity), click the 'Simulate Events' button in the Events section header</w:t>
       </w:r>
     </w:p>
     <w:p>
@@ -2125,24 +2101,7 @@
           <w:i/>
           <w:sz w:val="22"/>
         </w:rPr>
-        <w:t xml:space="preserve">  "Now let's see the Chainlink CRE workflows in action. We have 5 workflows that replace centralized backend cron jobs with decentralized, verifiable automation."</w:t>
-      </w:r>
-    </w:p>
-    <w:p>
-      <w:r>
-        <w:rPr>
-          <w:b/>
-          <w:color w:val="FFFFFF"/>
-          <w:highlight w:val="black"/>
-        </w:rPr>
-        <w:t xml:space="preserve">  TERMINAL  </w:t>
-      </w:r>
-      <w:r>
-        <w:rPr>
-          <w:rFonts w:ascii="Courier New" w:hAnsi="Courier New"/>
-          <w:sz w:val="20"/>
-        </w:rPr>
-        <w:t xml:space="preserve">  cd rental-cre/demo &amp;&amp; ls -la *.sh</w:t>
+        <w:t xml:space="preserve">  "Now let's see the Chainlink CRE workflows in action. We have 5 workflows running on the Chainlink DON that replace centralized backend cron jobs with decentralized, verifiable automation. I'll activate the simulation to show what these events look like as they flow through the system."</w:t>
       </w:r>
     </w:p>
     <w:p>
@@ -2158,7 +2117,7 @@
         <w:rPr>
           <w:sz w:val="22"/>
         </w:rPr>
-        <w:t xml:space="preserve">  Demo scripts: demo-rentor.sh, demo-investor.sh, demo-renter.sh, demo-admin.sh</w:t>
+        <w:t xml:space="preserve">  Amber 'Demo Mode Active' banner appears at the top. The activity feed populates with 10 simulated CRE events across all 5 workflow types, each tagged with a 'Simulated' label.</w:t>
       </w:r>
     </w:p>
     <w:p/>
@@ -2168,7 +2127,7 @@
           <w:b/>
           <w:sz w:val="24"/>
         </w:rPr>
-        <w:t>STEP 23: Run Investor Demo (Onboarding + Rental Lifecycle)</w:t>
+        <w:t>STEP 23: Walk Through Compliance &amp; Vehicle Events</w:t>
       </w:r>
       <w:r>
         <w:rPr>
@@ -2191,24 +2150,7 @@
         <w:rPr>
           <w:sz w:val="22"/>
         </w:rPr>
-        <w:t xml:space="preserve">  Run the investor demo script</w:t>
-      </w:r>
-    </w:p>
-    <w:p>
-      <w:r>
-        <w:rPr>
-          <w:b/>
-          <w:color w:val="FFFFFF"/>
-          <w:highlight w:val="black"/>
-        </w:rPr>
-        <w:t xml:space="preserve">  TERMINAL  </w:t>
-      </w:r>
-      <w:r>
-        <w:rPr>
-          <w:rFonts w:ascii="Courier New" w:hAnsi="Courier New"/>
-          <w:sz w:val="20"/>
-        </w:rPr>
-        <w:t xml:space="preserve">  ./demo-investor.sh</w:t>
+        <w:t xml:space="preserve">  Scroll through the simulated events — point out the Compliance and Vehicle workflow events</w:t>
       </w:r>
     </w:p>
     <w:p>
@@ -2225,7 +2167,7 @@
           <w:i/>
           <w:sz w:val="22"/>
         </w:rPr>
-        <w:t xml:space="preserve">  "The investor demo runs two CRE workflows. First, the onboarding workflow auto-processes investor verification — checking identity and WorldID status. Second, the rental lifecycle workflow verifies all four investment milestones: VIN validation via NHTSA, purchase escrow check, insurance verification, and registration check."</w:t>
+        <w:t xml:space="preserve">  "The compliance workflow detects expired registration and insurance on vehicles by reading on-chain VehicleNFT data. Here you can see it flagged an expired registration and triggered a suspension. The vehicle workflow monitors telematics — updating mileage and recording maintenance events directly on-chain."</w:t>
       </w:r>
     </w:p>
     <w:p>
@@ -2241,7 +2183,7 @@
         <w:rPr>
           <w:sz w:val="22"/>
         </w:rPr>
-        <w:t xml:space="preserve">  Terminal output showing [SIMULATION] mode with milestone reports submitted</w:t>
+        <w:t xml:space="preserve">  Events showing: 'Registration Renewed' (compliance), 'Vehicle Suspended' (compliance), 'Mileage Updated' (vehicle), 'Maintenance Recorded' (vehicle)</w:t>
       </w:r>
     </w:p>
     <w:p>
@@ -2250,7 +2192,7 @@
           <w:color w:val="787878"/>
           <w:sz w:val="20"/>
         </w:rPr>
-        <w:t xml:space="preserve">  TIP: Point out the specific milestones: VEHICLE_IDENTIFIED, PURCHASE_VERIFIED, INSURANCE_OBTAINED, REGISTRATION_COMPLETED</w:t>
+        <w:t xml:space="preserve">  TIP: Point to the event details: contract address, block number, and timestamp — emphasize these are real on-chain events when running in production</w:t>
       </w:r>
     </w:p>
     <w:p/>
@@ -2260,7 +2202,7 @@
           <w:b/>
           <w:sz w:val="24"/>
         </w:rPr>
-        <w:t>STEP 24: Run Rentor Demo (Campaign + Vehicle Telematics)</w:t>
+        <w:t>STEP 24: Walk Through Payment &amp; Onboarding Events</w:t>
       </w:r>
       <w:r>
         <w:rPr>
@@ -2283,24 +2225,7 @@
         <w:rPr>
           <w:sz w:val="22"/>
         </w:rPr>
-        <w:t xml:space="preserve">  Run the rentor demo script</w:t>
-      </w:r>
-    </w:p>
-    <w:p>
-      <w:r>
-        <w:rPr>
-          <w:b/>
-          <w:color w:val="FFFFFF"/>
-          <w:highlight w:val="black"/>
-        </w:rPr>
-        <w:t xml:space="preserve">  TERMINAL  </w:t>
-      </w:r>
-      <w:r>
-        <w:rPr>
-          <w:rFonts w:ascii="Courier New" w:hAnsi="Courier New"/>
-          <w:sz w:val="20"/>
-        </w:rPr>
-        <w:t xml:space="preserve">  ./demo-rentor.sh</w:t>
+        <w:t xml:space="preserve">  Click the 'Payment' and 'Onboarding' filter tabs to isolate those event types</w:t>
       </w:r>
     </w:p>
     <w:p>
@@ -2317,7 +2242,7 @@
           <w:i/>
           <w:sz w:val="22"/>
         </w:rPr>
-        <w:t xml:space="preserve">  "The rentor demo monitors fundraising campaigns — detecting expired or underfunded ones and triggering batch refunds. It also runs the vehicle telematics workflow, which polls odometer data and updates mileage on the VehicleNFT on-chain."</w:t>
+        <w:t xml:space="preserve">  "The payment workflow handles revenue distribution — splitting rental income between investors, operators, and reserves according to the waterfall rules. The onboarding workflow auto-verifies new investors by checking their WorldID status and KYC completion, then submitting milestone reports to release escrowed funds."</w:t>
       </w:r>
     </w:p>
     <w:p>
@@ -2333,7 +2258,7 @@
         <w:rPr>
           <w:sz w:val="22"/>
         </w:rPr>
-        <w:t xml:space="preserve">  Terminal output: campaign monitoring + mileage UPDATE_MILEAGE reports</w:t>
+        <w:t xml:space="preserve">  Payment events: 'Revenue Distributed', 'Payment Processed'. Onboarding events: 'Investor Verified', 'KYC Processed'. Each event shows the receiver contract address and block details.</w:t>
       </w:r>
     </w:p>
     <w:p/>
@@ -2358,6 +2283,22 @@
         <w:rPr>
           <w:b/>
           <w:color w:val="FFFFFF"/>
+          <w:highlight w:val="green"/>
+        </w:rPr>
+        <w:t xml:space="preserve">  DO  </w:t>
+      </w:r>
+      <w:r>
+        <w:rPr>
+          <w:sz w:val="22"/>
+        </w:rPr>
+        <w:t xml:space="preserve">  Click the 'All Workflows' tab to show all events together</w:t>
+      </w:r>
+    </w:p>
+    <w:p>
+      <w:r>
+        <w:rPr>
+          <w:b/>
+          <w:color w:val="FFFFFF"/>
           <w:highlight w:val="darkBlue"/>
         </w:rPr>
         <w:t xml:space="preserve">  SAY  </w:t>
@@ -2368,6 +2309,22 @@
           <w:sz w:val="22"/>
         </w:rPr>
         <w:t xml:space="preserve">  "In total, RegShield has 5 CRE workflows that replace centralized backend services: Onboarding replaces manual admin approval. Campaign Monitor replaces campaignScheduler.js. Rental Lifecycle replaces bookingScheduler.js. Vehicle Telematics replaces revenueSyncService.js. And Compliance Monitoring is an entirely new capability that only CRE makes possible — detecting expired registration, insurance, and overdue maintenance automatically."</w:t>
+      </w:r>
+    </w:p>
+    <w:p>
+      <w:r>
+        <w:rPr>
+          <w:b/>
+          <w:color w:val="000000"/>
+          <w:highlight w:val="yellow"/>
+        </w:rPr>
+        <w:t xml:space="preserve">  SHOW  </w:t>
+      </w:r>
+      <w:r>
+        <w:rPr>
+          <w:sz w:val="22"/>
+        </w:rPr>
+        <w:t xml:space="preserve">  Full activity feed with all 10 events from 5 workflow types — compliance (green), vehicle (blue), payment (purple), onboarding (cyan), campaign (amber)</w:t>
       </w:r>
     </w:p>
     <w:p>
@@ -2559,7 +2516,7 @@
           </w:tcPr>
           <w:p>
             <w:r>
-              <w:t>Admin milestones page, CRE activity feed, terminal demo scripts</w:t>
+              <w:t>Admin milestones page, CRE activity feed (live events + simulation mode)</w:t>
             </w:r>
           </w:p>
         </w:tc>
@@ -3111,10 +3068,10 @@
         <w:rPr>
           <w:b/>
         </w:rPr>
-        <w:t xml:space="preserve">CRE scripts fail: </w:t>
+        <w:t xml:space="preserve">CRE simulated events not showing: </w:t>
       </w:r>
       <w:r>
-        <w:t>Run 'cre version' to verify CLI installed. Check rental-cre/demo/ directory.</w:t>
+        <w:t>Click 'Simulate Events' button on /admin/cre-activity. If button is missing, ensure frontend is running the latest build.</w:t>
       </w:r>
     </w:p>
     <w:p>

--- a/rental-cre/demo/RegShield_Demo_Script.docx
+++ b/rental-cre/demo/RegShield_Demo_Script.docx
@@ -421,6 +421,16 @@
       <w:r>
         <w:rPr>
           <w:b/>
+          <w:color w:val="646464"/>
+          <w:sz w:val="22"/>
+        </w:rPr>
+        <w:t xml:space="preserve">  ROLE: No login  </w:t>
+      </w:r>
+    </w:p>
+    <w:p>
+      <w:r>
+        <w:rPr>
+          <w:b/>
           <w:sz w:val="24"/>
         </w:rPr>
         <w:t>STEP 1: Landing Page Hero</w:t>
@@ -446,7 +456,7 @@
         <w:rPr>
           <w:sz w:val="22"/>
         </w:rPr>
-        <w:t xml:space="preserve">  Open browser at http://localhost:3000 — landing page loads</w:t>
+        <w:t xml:space="preserve">  Open browser at http://localhost:3000 — landing page loads (no login required)</w:t>
       </w:r>
     </w:p>
     <w:p>
@@ -579,6 +589,16 @@
       <w:r>
         <w:rPr>
           <w:b/>
+          <w:color w:val="0066CC"/>
+          <w:sz w:val="22"/>
+        </w:rPr>
+        <w:t xml:space="preserve">  ROLE: Investor  </w:t>
+      </w:r>
+    </w:p>
+    <w:p>
+      <w:r>
+        <w:rPr>
+          <w:b/>
           <w:sz w:val="24"/>
         </w:rPr>
         <w:t>STEP 3: Investor Onboarding — Connect Wallet</w:t>
@@ -604,7 +624,7 @@
         <w:rPr>
           <w:sz w:val="22"/>
         </w:rPr>
-        <w:t xml:space="preserve">  Click 'Start Investing' on hero OR navigate to /onboarding</w:t>
+        <w:t xml:space="preserve">  Log in as Investor account → switch MetaMask to Investor wallet</w:t>
       </w:r>
     </w:p>
     <w:p>
@@ -620,7 +640,23 @@
         <w:rPr>
           <w:sz w:val="22"/>
         </w:rPr>
-        <w:t xml:space="preserve">  Select 'Investor' role card</w:t>
+        <w:t xml:space="preserve">  Click 'Start Investing' on hero OR navigate to /onboarding, then select 'Investor' role card</w:t>
+      </w:r>
+    </w:p>
+    <w:p>
+      <w:r>
+        <w:rPr>
+          <w:b/>
+          <w:color w:val="FFFFFF"/>
+          <w:highlight w:val="green"/>
+        </w:rPr>
+        <w:t xml:space="preserve">  DO  </w:t>
+      </w:r>
+      <w:r>
+        <w:rPr>
+          <w:sz w:val="22"/>
+        </w:rPr>
+        <w:t xml:space="preserve">  Alternatively, if already registered: click 'Resubmit Verification' from the investor dashboard to open the verification modal</w:t>
       </w:r>
     </w:p>
     <w:p>
@@ -637,7 +673,7 @@
           <w:i/>
           <w:sz w:val="22"/>
         </w:rPr>
-        <w:t xml:space="preserve">  "Let's walk through the investor experience. A new user selects the Investor role and begins the verification process."</w:t>
+        <w:t xml:space="preserve">  "Let's walk through the investor experience. A new user selects the Investor role and begins the 5-step verification process: Connect Wallet, Bind Wallet, World ID, KYC, and final Verification."</w:t>
       </w:r>
     </w:p>
     <w:p>
@@ -653,7 +689,7 @@
         <w:rPr>
           <w:sz w:val="22"/>
         </w:rPr>
-        <w:t xml:space="preserve">  Role selection: Investor (blue), Rentor (green), Renter (purple)</w:t>
+        <w:t xml:space="preserve">  Verification wizard with 5-step progress bar: Connect Wallet → Bind Wallet → World ID → KYC Verification → Verification</w:t>
       </w:r>
     </w:p>
     <w:p/>
@@ -768,7 +804,7 @@
         <w:rPr>
           <w:sz w:val="22"/>
         </w:rPr>
-        <w:t xml:space="preserve">  Show the WorldID verification step on the verification page</w:t>
+        <w:t xml:space="preserve">  On the investor verification flow, show Step 3: World ID Verification — visible in both the Resubmit modal and the /verification page</w:t>
       </w:r>
     </w:p>
     <w:p>
@@ -801,7 +837,7 @@
         <w:rPr>
           <w:sz w:val="22"/>
         </w:rPr>
-        <w:t xml:space="preserve">  WorldIDVerifyButton component — either 'Verified' badge or 'Open in World App' info panel</w:t>
+        <w:t xml:space="preserve">  WorldIDVerifyButton component with QR code — the flow is: Scan QR → Open World App → Verify Identity. If already verified, a green 'World ID Verified' badge is shown.</w:t>
       </w:r>
     </w:p>
     <w:p>
@@ -811,7 +847,7 @@
           <w:color w:val="B45000"/>
           <w:sz w:val="20"/>
         </w:rPr>
-        <w:t xml:space="preserve">  NOTE: If not in World App, the UI shows an info banner explaining to open RegShield inside World App. For demo, you can show the verified state if the wallet is already verified, or show the UI explaining the flow.</w:t>
+        <w:t xml:space="preserve">  NOTE: On desktop, the UI shows a QR code to scan with your phone and open RegShield inside World App. For demo, you can show the QR code UI and explain the flow, or show the verified badge if already completed.</w:t>
       </w:r>
     </w:p>
     <w:p>
@@ -1134,6 +1170,16 @@
       <w:r>
         <w:rPr>
           <w:b/>
+          <w:color w:val="16A34A"/>
+          <w:sz w:val="22"/>
+        </w:rPr>
+        <w:t xml:space="preserve">  ROLE: Rentor  </w:t>
+      </w:r>
+    </w:p>
+    <w:p>
+      <w:r>
+        <w:rPr>
+          <w:b/>
           <w:sz w:val="24"/>
         </w:rPr>
         <w:t>STEP 10: Switch to Rentor Account</w:t>
@@ -1159,7 +1205,7 @@
         <w:rPr>
           <w:sz w:val="22"/>
         </w:rPr>
-        <w:t xml:space="preserve">  Log out or use Role Switcher → switch to Rentor account</w:t>
+        <w:t xml:space="preserve">  Log out → log in as Rentor account → switch MetaMask to Rentor wallet</w:t>
       </w:r>
     </w:p>
     <w:p>
@@ -1538,6 +1584,16 @@
       <w:r>
         <w:rPr>
           <w:b/>
+          <w:color w:val="9333EA"/>
+          <w:sz w:val="22"/>
+        </w:rPr>
+        <w:t xml:space="preserve">  ROLE: Renter  </w:t>
+      </w:r>
+    </w:p>
+    <w:p>
+      <w:r>
+        <w:rPr>
+          <w:b/>
           <w:sz w:val="24"/>
         </w:rPr>
         <w:t>STEP 15: Switch to Renter Account</w:t>
@@ -1563,7 +1619,23 @@
         <w:rPr>
           <w:sz w:val="22"/>
         </w:rPr>
-        <w:t xml:space="preserve">  Switch to Renter account → navigate to /renter/browse</w:t>
+        <w:t xml:space="preserve">  Log out → log in as Renter account → switch MetaMask to Renter wallet</w:t>
+      </w:r>
+    </w:p>
+    <w:p>
+      <w:r>
+        <w:rPr>
+          <w:b/>
+          <w:color w:val="FFFFFF"/>
+          <w:highlight w:val="green"/>
+        </w:rPr>
+        <w:t xml:space="preserve">  DO  </w:t>
+      </w:r>
+      <w:r>
+        <w:rPr>
+          <w:sz w:val="22"/>
+        </w:rPr>
+        <w:t xml:space="preserve">  Navigate to /renter/browse</w:t>
       </w:r>
     </w:p>
     <w:p>
@@ -1769,6 +1841,16 @@
       <w:r>
         <w:rPr>
           <w:b/>
+          <w:color w:val="DC2626"/>
+          <w:sz w:val="22"/>
+        </w:rPr>
+        <w:t xml:space="preserve">  ROLE: Admin  </w:t>
+      </w:r>
+    </w:p>
+    <w:p>
+      <w:r>
+        <w:rPr>
+          <w:b/>
           <w:sz w:val="24"/>
         </w:rPr>
         <w:t>STEP 18: Admin Dashboard Overview</w:t>
@@ -1794,7 +1876,7 @@
         <w:rPr>
           <w:sz w:val="22"/>
         </w:rPr>
-        <w:t xml:space="preserve">  Switch to Admin account → navigate to /admin</w:t>
+        <w:t xml:space="preserve">  Log out → log in as Admin account → navigate to /admin</w:t>
       </w:r>
     </w:p>
     <w:p>
@@ -2059,6 +2141,26 @@
       <w:r>
         <w:rPr>
           <w:b/>
+          <w:color w:val="DC2626"/>
+          <w:sz w:val="22"/>
+        </w:rPr>
+        <w:t xml:space="preserve">  ROLE: Admin  </w:t>
+      </w:r>
+    </w:p>
+    <w:p>
+      <w:r>
+        <w:rPr>
+          <w:b/>
+          <w:color w:val="B45000"/>
+          <w:sz w:val="20"/>
+        </w:rPr>
+        <w:t xml:space="preserve">  NOTE: Continue as Admin — stay on the CRE Activity Feed page from Step 21</w:t>
+      </w:r>
+    </w:p>
+    <w:p>
+      <w:r>
+        <w:rPr>
+          <w:b/>
           <w:sz w:val="24"/>
         </w:rPr>
         <w:t>STEP 22: Activate CRE Simulation</w:t>
@@ -2358,6 +2460,16 @@
       <w:r>
         <w:rPr>
           <w:b/>
+          <w:color w:val="646464"/>
+          <w:sz w:val="22"/>
+        </w:rPr>
+        <w:t xml:space="preserve">  ROLE: No login  </w:t>
+      </w:r>
+    </w:p>
+    <w:p>
+      <w:r>
+        <w:rPr>
+          <w:b/>
           <w:sz w:val="24"/>
         </w:rPr>
         <w:t>STEP 26: Summary &amp; Sponsors</w:t>
@@ -2383,7 +2495,7 @@
         <w:rPr>
           <w:sz w:val="22"/>
         </w:rPr>
-        <w:t xml:space="preserve">  Switch back to browser — show landing page</w:t>
+        <w:t xml:space="preserve">  Log out → navigate to landing page at http://localhost:3000</w:t>
       </w:r>
     </w:p>
     <w:p>
